--- a/Elektronik.docx
+++ b/Elektronik.docx
@@ -4543,6 +4543,7 @@
         </w:tc>
       </w:tr>
     </w:tbl>
+    <w:p/>
     <w:p>
       <w:pPr>
         <w:pStyle w:val="berschrift2"/>
@@ -5157,6 +5158,7 @@
         </w:tc>
       </w:tr>
     </w:tbl>
+    <w:p/>
     <w:p>
       <w:pPr>
         <w:spacing w:after="120" w:line="264" w:lineRule="auto"/>
@@ -6748,6 +6750,7 @@
         </w:tc>
       </w:tr>
     </w:tbl>
+    <w:p/>
     <w:p>
       <w:pPr>
         <w:spacing w:before="40" w:after="200"/>
@@ -11352,6 +11355,7 @@
         </w:tc>
       </w:tr>
     </w:tbl>
+    <w:p/>
     <w:p>
       <w:pPr>
         <w:spacing w:after="120" w:line="264" w:lineRule="auto"/>
@@ -13153,6 +13157,7 @@
         </w:tc>
       </w:tr>
     </w:tbl>
+    <w:p/>
     <w:p>
       <w:pPr>
         <w:pStyle w:val="Listenabsatz"/>
@@ -20357,6 +20362,7 @@
         </w:tc>
       </w:tr>
     </w:tbl>
+    <w:p/>
     <w:p>
       <w:pPr>
         <w:pStyle w:val="Listenabsatz"/>
@@ -22046,6 +22052,7 @@
         </w:tc>
       </w:tr>
     </w:tbl>
+    <w:p/>
     <w:p>
       <w:pPr>
         <w:pStyle w:val="Listenabsatz"/>

--- a/Elektronik.docx
+++ b/Elektronik.docx
@@ -4095,12 +4095,6 @@
         <w:gridCol w:w="2300"/>
       </w:tblGrid>
       <w:tr>
-        <w:tblPrEx>
-          <w:tblCellMar>
-            <w:top w:w="0" w:type="dxa"/>
-            <w:bottom w:w="0" w:type="dxa"/>
-          </w:tblCellMar>
-        </w:tblPrEx>
         <w:trPr>
           <w:tblHeader/>
         </w:trPr>
@@ -4208,12 +4202,6 @@
         </w:tc>
       </w:tr>
       <w:tr>
-        <w:tblPrEx>
-          <w:tblCellMar>
-            <w:top w:w="0" w:type="dxa"/>
-            <w:bottom w:w="0" w:type="dxa"/>
-          </w:tblCellMar>
-        </w:tblPrEx>
         <w:tc>
           <w:tcPr>
             <w:tcW w:w="1800" w:type="dxa"/>
@@ -4325,12 +4313,6 @@
         </w:tc>
       </w:tr>
       <w:tr>
-        <w:tblPrEx>
-          <w:tblCellMar>
-            <w:top w:w="0" w:type="dxa"/>
-            <w:bottom w:w="0" w:type="dxa"/>
-          </w:tblCellMar>
-        </w:tblPrEx>
         <w:tc>
           <w:tcPr>
             <w:tcW w:w="1800" w:type="dxa"/>
@@ -4426,12 +4408,6 @@
         </w:tc>
       </w:tr>
       <w:tr>
-        <w:tblPrEx>
-          <w:tblCellMar>
-            <w:top w:w="0" w:type="dxa"/>
-            <w:bottom w:w="0" w:type="dxa"/>
-          </w:tblCellMar>
-        </w:tblPrEx>
         <w:tc>
           <w:tcPr>
             <w:tcW w:w="1800" w:type="dxa"/>
@@ -4747,12 +4723,6 @@
         <w:gridCol w:w="2300"/>
       </w:tblGrid>
       <w:tr>
-        <w:tblPrEx>
-          <w:tblCellMar>
-            <w:top w:w="0" w:type="dxa"/>
-            <w:bottom w:w="0" w:type="dxa"/>
-          </w:tblCellMar>
-        </w:tblPrEx>
         <w:trPr>
           <w:tblHeader/>
         </w:trPr>
@@ -4894,12 +4864,6 @@
         </w:tc>
       </w:tr>
       <w:tr>
-        <w:tblPrEx>
-          <w:tblCellMar>
-            <w:top w:w="0" w:type="dxa"/>
-            <w:bottom w:w="0" w:type="dxa"/>
-          </w:tblCellMar>
-        </w:tblPrEx>
         <w:tc>
           <w:tcPr>
             <w:tcW w:w="1500" w:type="dxa"/>
@@ -5026,12 +4990,6 @@
         </w:tc>
       </w:tr>
       <w:tr>
-        <w:tblPrEx>
-          <w:tblCellMar>
-            <w:top w:w="0" w:type="dxa"/>
-            <w:bottom w:w="0" w:type="dxa"/>
-          </w:tblCellMar>
-        </w:tblPrEx>
         <w:tc>
           <w:tcPr>
             <w:tcW w:w="1500" w:type="dxa"/>
@@ -5688,12 +5646,6 @@
         <w:gridCol w:w="5338"/>
       </w:tblGrid>
       <w:tr>
-        <w:tblPrEx>
-          <w:tblCellMar>
-            <w:top w:w="0" w:type="dxa"/>
-            <w:bottom w:w="0" w:type="dxa"/>
-          </w:tblCellMar>
-        </w:tblPrEx>
         <w:trPr>
           <w:tblHeader/>
         </w:trPr>
@@ -5801,12 +5753,6 @@
         </w:tc>
       </w:tr>
       <w:tr>
-        <w:tblPrEx>
-          <w:tblCellMar>
-            <w:top w:w="0" w:type="dxa"/>
-            <w:bottom w:w="0" w:type="dxa"/>
-          </w:tblCellMar>
-        </w:tblPrEx>
         <w:tc>
           <w:tcPr>
             <w:tcW w:w="1900" w:type="dxa"/>
@@ -5918,12 +5864,6 @@
         </w:tc>
       </w:tr>
       <w:tr>
-        <w:tblPrEx>
-          <w:tblCellMar>
-            <w:top w:w="0" w:type="dxa"/>
-            <w:bottom w:w="0" w:type="dxa"/>
-          </w:tblCellMar>
-        </w:tblPrEx>
         <w:tc>
           <w:tcPr>
             <w:tcW w:w="1900" w:type="dxa"/>
@@ -6288,6 +6228,63 @@
     </w:p>
     <w:p>
       <w:pPr>
+        <w:jc w:val="center"/>
+      </w:pPr>
+      <w:r>
+        <w:rPr>
+          <w:noProof/>
+        </w:rPr>
+        <w:drawing>
+          <wp:inline distT="0" distB="0" distL="0" distR="0" wp14:anchorId="5DAD7F55" wp14:editId="63FACAE0">
+            <wp:extent cx="5029200" cy="3628429"/>
+            <wp:effectExtent l="0" t="0" r="0" b="0"/>
+            <wp:docPr id="1" name="Picture 1"/>
+            <wp:cNvGraphicFramePr>
+              <a:graphicFrameLocks xmlns:a="http://schemas.openxmlformats.org/drawingml/2006/main" noChangeAspect="1"/>
+            </wp:cNvGraphicFramePr>
+            <a:graphic xmlns:a="http://schemas.openxmlformats.org/drawingml/2006/main">
+              <a:graphicData uri="http://schemas.openxmlformats.org/drawingml/2006/picture">
+                <pic:pic xmlns:pic="http://schemas.openxmlformats.org/drawingml/2006/picture">
+                  <pic:nvPicPr>
+                    <pic:cNvPr id="0" name="diodenkennlinie.png"/>
+                    <pic:cNvPicPr/>
+                  </pic:nvPicPr>
+                  <pic:blipFill>
+                    <a:blip r:embed="rId7"/>
+                    <a:stretch>
+                      <a:fillRect/>
+                    </a:stretch>
+                  </pic:blipFill>
+                  <pic:spPr>
+                    <a:xfrm>
+                      <a:off x="0" y="0"/>
+                      <a:ext cx="5029200" cy="3628429"/>
+                    </a:xfrm>
+                    <a:prstGeom prst="rect">
+                      <a:avLst/>
+                    </a:prstGeom>
+                  </pic:spPr>
+                </pic:pic>
+              </a:graphicData>
+            </a:graphic>
+          </wp:inline>
+        </w:drawing>
+      </w:r>
+    </w:p>
+    <w:p>
+      <w:pPr>
+        <w:jc w:val="center"/>
+      </w:pPr>
+      <w:r>
+        <w:rPr>
+          <w:i/>
+          <w:sz w:val="16"/>
+        </w:rPr>
+        <w:t>Abb.: Diodenkennlinie</w:t>
+      </w:r>
+    </w:p>
+    <w:p>
+      <w:pPr>
         <w:pStyle w:val="Listenabsatz"/>
         <w:numPr>
           <w:ilvl w:val="0"/>
@@ -6433,12 +6430,6 @@
         <w:gridCol w:w="4038"/>
       </w:tblGrid>
       <w:tr>
-        <w:tblPrEx>
-          <w:tblCellMar>
-            <w:top w:w="0" w:type="dxa"/>
-            <w:bottom w:w="0" w:type="dxa"/>
-          </w:tblCellMar>
-        </w:tblPrEx>
         <w:trPr>
           <w:tblHeader/>
         </w:trPr>
@@ -6548,12 +6539,6 @@
         </w:tc>
       </w:tr>
       <w:tr>
-        <w:tblPrEx>
-          <w:tblCellMar>
-            <w:top w:w="0" w:type="dxa"/>
-            <w:bottom w:w="0" w:type="dxa"/>
-          </w:tblCellMar>
-        </w:tblPrEx>
         <w:tc>
           <w:tcPr>
             <w:tcW w:w="2100" w:type="dxa"/>
@@ -6649,12 +6634,6 @@
         </w:tc>
       </w:tr>
       <w:tr>
-        <w:tblPrEx>
-          <w:tblCellMar>
-            <w:top w:w="0" w:type="dxa"/>
-            <w:bottom w:w="0" w:type="dxa"/>
-          </w:tblCellMar>
-        </w:tblPrEx>
         <w:tc>
           <w:tcPr>
             <w:tcW w:w="2100" w:type="dxa"/>
@@ -7335,6 +7314,7 @@
         <w:spacing w:after="120" w:line="264" w:lineRule="auto"/>
       </w:pPr>
       <w:r>
+        <w:lastRenderedPageBreak/>
         <w:t>Im Durchlassbereich ist der Exponent groß, die −1 vernachlässigbar:</w:t>
       </w:r>
     </w:p>
@@ -10009,6 +9989,63 @@
     </w:p>
     <w:p>
       <w:pPr>
+        <w:jc w:val="center"/>
+      </w:pPr>
+      <w:r>
+        <w:rPr>
+          <w:noProof/>
+        </w:rPr>
+        <w:drawing>
+          <wp:inline distT="0" distB="0" distL="0" distR="0" wp14:anchorId="2745DBE7" wp14:editId="3E11EF4E">
+            <wp:extent cx="2743200" cy="2960649"/>
+            <wp:effectExtent l="0" t="0" r="0" b="0"/>
+            <wp:docPr id="2" name="Picture 2"/>
+            <wp:cNvGraphicFramePr>
+              <a:graphicFrameLocks xmlns:a="http://schemas.openxmlformats.org/drawingml/2006/main" noChangeAspect="1"/>
+            </wp:cNvGraphicFramePr>
+            <a:graphic xmlns:a="http://schemas.openxmlformats.org/drawingml/2006/main">
+              <a:graphicData uri="http://schemas.openxmlformats.org/drawingml/2006/picture">
+                <pic:pic xmlns:pic="http://schemas.openxmlformats.org/drawingml/2006/picture">
+                  <pic:nvPicPr>
+                    <pic:cNvPr id="0" name="bjt_npn.png"/>
+                    <pic:cNvPicPr/>
+                  </pic:nvPicPr>
+                  <pic:blipFill>
+                    <a:blip r:embed="rId8"/>
+                    <a:stretch>
+                      <a:fillRect/>
+                    </a:stretch>
+                  </pic:blipFill>
+                  <pic:spPr>
+                    <a:xfrm>
+                      <a:off x="0" y="0"/>
+                      <a:ext cx="2743200" cy="2960649"/>
+                    </a:xfrm>
+                    <a:prstGeom prst="rect">
+                      <a:avLst/>
+                    </a:prstGeom>
+                  </pic:spPr>
+                </pic:pic>
+              </a:graphicData>
+            </a:graphic>
+          </wp:inline>
+        </w:drawing>
+      </w:r>
+    </w:p>
+    <w:p>
+      <w:pPr>
+        <w:jc w:val="center"/>
+      </w:pPr>
+      <w:r>
+        <w:rPr>
+          <w:i/>
+          <w:sz w:val="16"/>
+        </w:rPr>
+        <w:t>Abb.: Bipolartransistor npn (BJT)</w:t>
+      </w:r>
+    </w:p>
+    <w:p>
+      <w:pPr>
         <w:pStyle w:val="Listenabsatz"/>
         <w:numPr>
           <w:ilvl w:val="0"/>
@@ -10562,6 +10599,7 @@
           <w:sz w:val="24"/>
           <w:szCs w:val="24"/>
         </w:rPr>
+        <w:lastRenderedPageBreak/>
         <w:t>B</w:t>
       </w:r>
       <w:r>
@@ -10903,12 +10941,6 @@
         <w:gridCol w:w="4838"/>
       </w:tblGrid>
       <w:tr>
-        <w:tblPrEx>
-          <w:tblCellMar>
-            <w:top w:w="0" w:type="dxa"/>
-            <w:bottom w:w="0" w:type="dxa"/>
-          </w:tblCellMar>
-        </w:tblPrEx>
         <w:trPr>
           <w:tblHeader/>
         </w:trPr>
@@ -11016,12 +11048,6 @@
         </w:tc>
       </w:tr>
       <w:tr>
-        <w:tblPrEx>
-          <w:tblCellMar>
-            <w:top w:w="0" w:type="dxa"/>
-            <w:bottom w:w="0" w:type="dxa"/>
-          </w:tblCellMar>
-        </w:tblPrEx>
         <w:tc>
           <w:tcPr>
             <w:tcW w:w="2400" w:type="dxa"/>
@@ -11135,12 +11161,6 @@
         </w:tc>
       </w:tr>
       <w:tr>
-        <w:tblPrEx>
-          <w:tblCellMar>
-            <w:top w:w="0" w:type="dxa"/>
-            <w:bottom w:w="0" w:type="dxa"/>
-          </w:tblCellMar>
-        </w:tblPrEx>
         <w:tc>
           <w:tcPr>
             <w:tcW w:w="2400" w:type="dxa"/>
@@ -11245,12 +11265,6 @@
         </w:tc>
       </w:tr>
       <w:tr>
-        <w:tblPrEx>
-          <w:tblCellMar>
-            <w:top w:w="0" w:type="dxa"/>
-            <w:bottom w:w="0" w:type="dxa"/>
-          </w:tblCellMar>
-        </w:tblPrEx>
         <w:tc>
           <w:tcPr>
             <w:tcW w:w="2400" w:type="dxa"/>
@@ -11814,6 +11828,63 @@
     </w:p>
     <w:p>
       <w:pPr>
+        <w:jc w:val="center"/>
+      </w:pPr>
+      <w:r>
+        <w:rPr>
+          <w:noProof/>
+        </w:rPr>
+        <w:drawing>
+          <wp:inline distT="0" distB="0" distL="0" distR="0" wp14:anchorId="51165AA0" wp14:editId="619F9D6A">
+            <wp:extent cx="2743200" cy="2959331"/>
+            <wp:effectExtent l="0" t="0" r="0" b="0"/>
+            <wp:docPr id="3" name="Picture 3"/>
+            <wp:cNvGraphicFramePr>
+              <a:graphicFrameLocks xmlns:a="http://schemas.openxmlformats.org/drawingml/2006/main" noChangeAspect="1"/>
+            </wp:cNvGraphicFramePr>
+            <a:graphic xmlns:a="http://schemas.openxmlformats.org/drawingml/2006/main">
+              <a:graphicData uri="http://schemas.openxmlformats.org/drawingml/2006/picture">
+                <pic:pic xmlns:pic="http://schemas.openxmlformats.org/drawingml/2006/picture">
+                  <pic:nvPicPr>
+                    <pic:cNvPr id="0" name="mosfet_nchannel.png"/>
+                    <pic:cNvPicPr/>
+                  </pic:nvPicPr>
+                  <pic:blipFill>
+                    <a:blip r:embed="rId9"/>
+                    <a:stretch>
+                      <a:fillRect/>
+                    </a:stretch>
+                  </pic:blipFill>
+                  <pic:spPr>
+                    <a:xfrm>
+                      <a:off x="0" y="0"/>
+                      <a:ext cx="2743200" cy="2959331"/>
+                    </a:xfrm>
+                    <a:prstGeom prst="rect">
+                      <a:avLst/>
+                    </a:prstGeom>
+                  </pic:spPr>
+                </pic:pic>
+              </a:graphicData>
+            </a:graphic>
+          </wp:inline>
+        </w:drawing>
+      </w:r>
+    </w:p>
+    <w:p>
+      <w:pPr>
+        <w:jc w:val="center"/>
+      </w:pPr>
+      <w:r>
+        <w:rPr>
+          <w:i/>
+          <w:sz w:val="16"/>
+        </w:rPr>
+        <w:t>Abb.: MOSFET n-Kanal Enhancement</w:t>
+      </w:r>
+    </w:p>
+    <w:p>
+      <w:pPr>
         <w:spacing w:after="120" w:line="264" w:lineRule="auto"/>
       </w:pPr>
       <w:r>
@@ -11900,15 +11971,25 @@
     </w:p>
     <w:p>
       <w:pPr>
+        <w:rPr>
+          <w:b/>
+          <w:bCs/>
+          <w:color w:val="2E75B6"/>
+          <w:sz w:val="24"/>
+          <w:szCs w:val="24"/>
+        </w:rPr>
+      </w:pPr>
+      <w:bookmarkStart w:id="35" w:name="_Toc232082100"/>
+      <w:r>
+        <w:br w:type="page"/>
+      </w:r>
+    </w:p>
+    <w:p>
+      <w:pPr>
         <w:pStyle w:val="berschrift2"/>
       </w:pPr>
-      <w:bookmarkStart w:id="35" w:name="_Toc232082100"/>
-    </w:p>
-    <w:p>
-      <w:pPr>
-        <w:pStyle w:val="berschrift2"/>
-      </w:pPr>
-      <w:r>
+      <w:r>
+        <w:lastRenderedPageBreak/>
         <w:t>JFET</w:t>
       </w:r>
       <w:bookmarkEnd w:id="35"/>
@@ -12801,12 +12882,6 @@
         <w:gridCol w:w="2600"/>
       </w:tblGrid>
       <w:tr>
-        <w:tblPrEx>
-          <w:tblCellMar>
-            <w:top w:w="0" w:type="dxa"/>
-            <w:bottom w:w="0" w:type="dxa"/>
-          </w:tblCellMar>
-        </w:tblPrEx>
         <w:trPr>
           <w:tblHeader/>
         </w:trPr>
@@ -12914,12 +12989,6 @@
         </w:tc>
       </w:tr>
       <w:tr>
-        <w:tblPrEx>
-          <w:tblCellMar>
-            <w:top w:w="0" w:type="dxa"/>
-            <w:bottom w:w="0" w:type="dxa"/>
-          </w:tblCellMar>
-        </w:tblPrEx>
         <w:tc>
           <w:tcPr>
             <w:tcW w:w="2200" w:type="dxa"/>
@@ -13031,12 +13100,6 @@
         </w:tc>
       </w:tr>
       <w:tr>
-        <w:tblPrEx>
-          <w:tblCellMar>
-            <w:top w:w="0" w:type="dxa"/>
-            <w:bottom w:w="0" w:type="dxa"/>
-          </w:tblCellMar>
-        </w:tblPrEx>
         <w:tc>
           <w:tcPr>
             <w:tcW w:w="2200" w:type="dxa"/>
@@ -14089,12 +14152,6 @@
         <w:gridCol w:w="3838"/>
       </w:tblGrid>
       <w:tr>
-        <w:tblPrEx>
-          <w:tblCellMar>
-            <w:top w:w="0" w:type="dxa"/>
-            <w:bottom w:w="0" w:type="dxa"/>
-          </w:tblCellMar>
-        </w:tblPrEx>
         <w:trPr>
           <w:tblHeader/>
         </w:trPr>
@@ -14202,12 +14259,6 @@
         </w:tc>
       </w:tr>
       <w:tr>
-        <w:tblPrEx>
-          <w:tblCellMar>
-            <w:top w:w="0" w:type="dxa"/>
-            <w:bottom w:w="0" w:type="dxa"/>
-          </w:tblCellMar>
-        </w:tblPrEx>
         <w:tc>
           <w:tcPr>
             <w:tcW w:w="2600" w:type="dxa"/>
@@ -14328,12 +14379,6 @@
         </w:tc>
       </w:tr>
       <w:tr>
-        <w:tblPrEx>
-          <w:tblCellMar>
-            <w:top w:w="0" w:type="dxa"/>
-            <w:bottom w:w="0" w:type="dxa"/>
-          </w:tblCellMar>
-        </w:tblPrEx>
         <w:tc>
           <w:tcPr>
             <w:tcW w:w="2600" w:type="dxa"/>
@@ -15512,12 +15557,6 @@
         <w:gridCol w:w="9638"/>
       </w:tblGrid>
       <w:tr>
-        <w:tblPrEx>
-          <w:tblCellMar>
-            <w:top w:w="0" w:type="dxa"/>
-            <w:bottom w:w="0" w:type="dxa"/>
-          </w:tblCellMar>
-        </w:tblPrEx>
         <w:tc>
           <w:tcPr>
             <w:tcW w:w="9638" w:type="dxa"/>
@@ -17680,12 +17719,6 @@
         <w:gridCol w:w="9638"/>
       </w:tblGrid>
       <w:tr>
-        <w:tblPrEx>
-          <w:tblCellMar>
-            <w:top w:w="0" w:type="dxa"/>
-            <w:bottom w:w="0" w:type="dxa"/>
-          </w:tblCellMar>
-        </w:tblPrEx>
         <w:tc>
           <w:tcPr>
             <w:tcW w:w="9638" w:type="dxa"/>
@@ -19704,12 +19737,6 @@
         <w:gridCol w:w="2246"/>
       </w:tblGrid>
       <w:tr>
-        <w:tblPrEx>
-          <w:tblCellMar>
-            <w:top w:w="0" w:type="dxa"/>
-            <w:bottom w:w="0" w:type="dxa"/>
-          </w:tblCellMar>
-        </w:tblPrEx>
         <w:trPr>
           <w:tblHeader/>
         </w:trPr>
@@ -19853,12 +19880,6 @@
         </w:tc>
       </w:tr>
       <w:tr>
-        <w:tblPrEx>
-          <w:tblCellMar>
-            <w:top w:w="0" w:type="dxa"/>
-            <w:bottom w:w="0" w:type="dxa"/>
-          </w:tblCellMar>
-        </w:tblPrEx>
         <w:tc>
           <w:tcPr>
             <w:tcW w:w="2900" w:type="dxa"/>
@@ -20021,12 +20042,6 @@
         </w:tc>
       </w:tr>
       <w:tr>
-        <w:tblPrEx>
-          <w:tblCellMar>
-            <w:top w:w="0" w:type="dxa"/>
-            <w:bottom w:w="0" w:type="dxa"/>
-          </w:tblCellMar>
-        </w:tblPrEx>
         <w:tc>
           <w:tcPr>
             <w:tcW w:w="2900" w:type="dxa"/>
@@ -20187,12 +20202,6 @@
         </w:tc>
       </w:tr>
       <w:tr>
-        <w:tblPrEx>
-          <w:tblCellMar>
-            <w:top w:w="0" w:type="dxa"/>
-            <w:bottom w:w="0" w:type="dxa"/>
-          </w:tblCellMar>
-        </w:tblPrEx>
         <w:tc>
           <w:tcPr>
             <w:tcW w:w="2900" w:type="dxa"/>
@@ -20728,18 +20737,85 @@
     </w:p>
     <w:p>
       <w:pPr>
+        <w:rPr>
+          <w:b/>
+          <w:bCs/>
+          <w:color w:val="1F4E79"/>
+          <w:sz w:val="30"/>
+          <w:szCs w:val="30"/>
+        </w:rPr>
+      </w:pPr>
+      <w:bookmarkStart w:id="54" w:name="_Toc232082119"/>
+      <w:r>
+        <w:br w:type="page"/>
+      </w:r>
+    </w:p>
+    <w:p>
+      <w:pPr>
         <w:pStyle w:val="berschrift1"/>
       </w:pPr>
-      <w:bookmarkStart w:id="54" w:name="_Toc232082119"/>
-    </w:p>
-    <w:p>
-      <w:pPr>
-        <w:pStyle w:val="berschrift1"/>
-      </w:pPr>
-      <w:r>
+      <w:r>
+        <w:lastRenderedPageBreak/>
         <w:t>10. Operationsverstärker (OPV)</w:t>
       </w:r>
       <w:bookmarkEnd w:id="54"/>
+    </w:p>
+    <w:p>
+      <w:pPr>
+        <w:jc w:val="center"/>
+      </w:pPr>
+      <w:r>
+        <w:rPr>
+          <w:noProof/>
+        </w:rPr>
+        <w:drawing>
+          <wp:inline distT="0" distB="0" distL="0" distR="0" wp14:anchorId="4366DDEC" wp14:editId="5C5C8E95">
+            <wp:extent cx="5029200" cy="2478896"/>
+            <wp:effectExtent l="0" t="0" r="0" b="0"/>
+            <wp:docPr id="4" name="Picture 4"/>
+            <wp:cNvGraphicFramePr>
+              <a:graphicFrameLocks xmlns:a="http://schemas.openxmlformats.org/drawingml/2006/main" noChangeAspect="1"/>
+            </wp:cNvGraphicFramePr>
+            <a:graphic xmlns:a="http://schemas.openxmlformats.org/drawingml/2006/main">
+              <a:graphicData uri="http://schemas.openxmlformats.org/drawingml/2006/picture">
+                <pic:pic xmlns:pic="http://schemas.openxmlformats.org/drawingml/2006/picture">
+                  <pic:nvPicPr>
+                    <pic:cNvPr id="0" name="opv_schaltungen.png"/>
+                    <pic:cNvPicPr/>
+                  </pic:nvPicPr>
+                  <pic:blipFill>
+                    <a:blip r:embed="rId10"/>
+                    <a:stretch>
+                      <a:fillRect/>
+                    </a:stretch>
+                  </pic:blipFill>
+                  <pic:spPr>
+                    <a:xfrm>
+                      <a:off x="0" y="0"/>
+                      <a:ext cx="5029200" cy="2478896"/>
+                    </a:xfrm>
+                    <a:prstGeom prst="rect">
+                      <a:avLst/>
+                    </a:prstGeom>
+                  </pic:spPr>
+                </pic:pic>
+              </a:graphicData>
+            </a:graphic>
+          </wp:inline>
+        </w:drawing>
+      </w:r>
+    </w:p>
+    <w:p>
+      <w:pPr>
+        <w:jc w:val="center"/>
+      </w:pPr>
+      <w:r>
+        <w:rPr>
+          <w:i/>
+          <w:sz w:val="16"/>
+        </w:rPr>
+        <w:t>Abb.: OPV Grundschaltungen</w:t>
+      </w:r>
     </w:p>
     <w:p>
       <w:pPr>
@@ -21298,12 +21374,6 @@
         <w:gridCol w:w="3200"/>
       </w:tblGrid>
       <w:tr>
-        <w:tblPrEx>
-          <w:tblCellMar>
-            <w:top w:w="0" w:type="dxa"/>
-            <w:bottom w:w="0" w:type="dxa"/>
-          </w:tblCellMar>
-        </w:tblPrEx>
         <w:trPr>
           <w:tblHeader/>
         </w:trPr>
@@ -21377,12 +21447,6 @@
         </w:tc>
       </w:tr>
       <w:tr>
-        <w:tblPrEx>
-          <w:tblCellMar>
-            <w:top w:w="0" w:type="dxa"/>
-            <w:bottom w:w="0" w:type="dxa"/>
-          </w:tblCellMar>
-        </w:tblPrEx>
         <w:tc>
           <w:tcPr>
             <w:tcW w:w="6438" w:type="dxa"/>
@@ -21447,12 +21511,6 @@
         </w:tc>
       </w:tr>
       <w:tr>
-        <w:tblPrEx>
-          <w:tblCellMar>
-            <w:top w:w="0" w:type="dxa"/>
-            <w:bottom w:w="0" w:type="dxa"/>
-          </w:tblCellMar>
-        </w:tblPrEx>
         <w:tc>
           <w:tcPr>
             <w:tcW w:w="6438" w:type="dxa"/>
@@ -21526,12 +21584,6 @@
         </w:tc>
       </w:tr>
       <w:tr>
-        <w:tblPrEx>
-          <w:tblCellMar>
-            <w:top w:w="0" w:type="dxa"/>
-            <w:bottom w:w="0" w:type="dxa"/>
-          </w:tblCellMar>
-        </w:tblPrEx>
         <w:tc>
           <w:tcPr>
             <w:tcW w:w="6438" w:type="dxa"/>
@@ -21605,12 +21657,6 @@
         </w:tc>
       </w:tr>
       <w:tr>
-        <w:tblPrEx>
-          <w:tblCellMar>
-            <w:top w:w="0" w:type="dxa"/>
-            <w:bottom w:w="0" w:type="dxa"/>
-          </w:tblCellMar>
-        </w:tblPrEx>
         <w:tc>
           <w:tcPr>
             <w:tcW w:w="6438" w:type="dxa"/>
@@ -21684,12 +21730,6 @@
         </w:tc>
       </w:tr>
       <w:tr>
-        <w:tblPrEx>
-          <w:tblCellMar>
-            <w:top w:w="0" w:type="dxa"/>
-            <w:bottom w:w="0" w:type="dxa"/>
-          </w:tblCellMar>
-        </w:tblPrEx>
         <w:tc>
           <w:tcPr>
             <w:tcW w:w="6438" w:type="dxa"/>
@@ -21763,12 +21803,6 @@
         </w:tc>
       </w:tr>
       <w:tr>
-        <w:tblPrEx>
-          <w:tblCellMar>
-            <w:top w:w="0" w:type="dxa"/>
-            <w:bottom w:w="0" w:type="dxa"/>
-          </w:tblCellMar>
-        </w:tblPrEx>
         <w:tc>
           <w:tcPr>
             <w:tcW w:w="6438" w:type="dxa"/>
@@ -21842,12 +21876,6 @@
         </w:tc>
       </w:tr>
       <w:tr>
-        <w:tblPrEx>
-          <w:tblCellMar>
-            <w:top w:w="0" w:type="dxa"/>
-            <w:bottom w:w="0" w:type="dxa"/>
-          </w:tblCellMar>
-        </w:tblPrEx>
         <w:tc>
           <w:tcPr>
             <w:tcW w:w="6438" w:type="dxa"/>
@@ -21912,12 +21940,6 @@
         </w:tc>
       </w:tr>
       <w:tr>
-        <w:tblPrEx>
-          <w:tblCellMar>
-            <w:top w:w="0" w:type="dxa"/>
-            <w:bottom w:w="0" w:type="dxa"/>
-          </w:tblCellMar>
-        </w:tblPrEx>
         <w:tc>
           <w:tcPr>
             <w:tcW w:w="6438" w:type="dxa"/>
@@ -21982,12 +22004,6 @@
         </w:tc>
       </w:tr>
       <w:tr>
-        <w:tblPrEx>
-          <w:tblCellMar>
-            <w:top w:w="0" w:type="dxa"/>
-            <w:bottom w:w="0" w:type="dxa"/>
-          </w:tblCellMar>
-        </w:tblPrEx>
         <w:tc>
           <w:tcPr>
             <w:tcW w:w="6438" w:type="dxa"/>
@@ -23424,7 +23440,7 @@
       </w:r>
     </w:p>
     <w:sectPr>
-      <w:footerReference w:type="default" r:id="rId7"/>
+      <w:footerReference w:type="default" r:id="rId11"/>
       <w:pgSz w:w="11906" w:h="16838"/>
       <w:pgMar w:top="1134" w:right="1134" w:bottom="1134" w:left="1134" w:header="708" w:footer="708" w:gutter="0"/>
       <w:cols w:space="720"/>
